--- a/content/sop/docx/SOP-104 Coffee Bar Setup and Shutdown.docx
+++ b/content/sop/docx/SOP-104 Coffee Bar Setup and Shutdown.docx
@@ -23,7 +23,7 @@
         <w:pStyle w:val="DocumentMeta"/>
       </w:pPr>
       <w:r>
-        <w:t xml:space="preserve">Owner: Brightpath Convenience - Food and Beverage Standards</w:t>
+        <w:t xml:space="preserve">Owner: Circle K - Food and Beverage Standards</w:t>
       </w:r>
     </w:p>
     <w:p>
@@ -36,7 +36,7 @@
     </w:p>
     <w:p>
       <w:r>
-        <w:t xml:space="preserve">Set up, hold and shut down the coffee bar at Brightpath Convenience Store 223 so that every cup is brewed fresh, held within its holding window, and served from clean equipment.</w:t>
+        <w:t xml:space="preserve">Set up, hold and shut down the coffee bar at Circle K Store 223 so that every cup is brewed fresh, held within its holding window, and served from clean equipment.</w:t>
       </w:r>
     </w:p>
     <w:p>
